--- a/zht/docx/016.content.docx
+++ b/zht/docx/016.content.docx
@@ -19,7 +19,7 @@
         <w:rPr>
           <w:lang w:val="zh_TW" w:bidi="zh_TW"/>
         </w:rPr>
-        <w:t>Resource: Tyndale Open Study Notes</w:t>
+        <w:t>Resource: Aquifer Open Study Notes (Profiles)</w:t>
       </w:r>
       <w:r>
         <w:rPr>
@@ -112,7 +112,7 @@
         <w:rPr>
           <w:lang w:val="zh_TW" w:bidi="zh_TW"/>
         </w:rPr>
-        <w:t>Tyndale Open Study Notes</w:t>
+        <w:t>Aquifer Open Study Notes (Profiles)</w:t>
       </w:r>
     </w:p>
     <w:p>

--- a/zht/docx/016.content.docx
+++ b/zht/docx/016.content.docx
@@ -247,18 +247,12 @@
         </w:rPr>
         <w:t>在這段期間，米甸壓迫以色列，人民向神呼求幫助（</w:t>
       </w:r>
-      <w:hyperlink r:id="rId13">
-        <w:r>
-          <w:rPr>
-            <w:lang w:val="zh_TW" w:bidi="zh_TW"/>
-          </w:rPr>
-          <w:rPr>
-            <w:color w:val="0000EE"/>
-            <w:u w:val="single"/>
-          </w:rPr>
-          <w:t>士6:6</w:t>
-        </w:r>
-      </w:hyperlink>
+      <w:r>
+        <w:rPr>
+          <w:lang w:val="zh_TW" w:bidi="zh_TW"/>
+        </w:rPr>
+        <w:t>士6:6</w:t>
+      </w:r>
       <w:r>
         <w:rPr>
           <w:lang w:val="zh_TW" w:bidi="zh_TW"/>
@@ -335,36 +329,24 @@
         </w:rPr>
         <w:t>基甸明智地拒絕了百姓的請求，他們渴望他成為統治者。然而，他用戰敗士兵的耳環製作了以弗得，卻成為了一個偶像（</w:t>
       </w:r>
-      <w:hyperlink r:id="rId14">
-        <w:r>
-          <w:rPr>
-            <w:lang w:val="zh_TW" w:bidi="zh_TW"/>
-          </w:rPr>
-          <w:rPr>
-            <w:color w:val="0000EE"/>
-            <w:u w:val="single"/>
-          </w:rPr>
-          <w:t>士8:22–27</w:t>
-        </w:r>
-      </w:hyperlink>
+      <w:r>
+        <w:rPr>
+          <w:lang w:val="zh_TW" w:bidi="zh_TW"/>
+        </w:rPr>
+        <w:t>士8:22–27</w:t>
+      </w:r>
       <w:r>
         <w:rPr>
           <w:lang w:val="zh_TW" w:bidi="zh_TW"/>
         </w:rPr>
         <w:t>）。基甸曾在信心上軟弱、依賴可見神蹟，最終背離不可見的真神，轉而敬拜偶像。以色列在他在世時經歷了和平，但他缺乏信心導致死後出現的問題（</w:t>
       </w:r>
-      <w:hyperlink r:id="rId15">
-        <w:r>
-          <w:rPr>
-            <w:lang w:val="zh_TW" w:bidi="zh_TW"/>
-          </w:rPr>
-          <w:rPr>
-            <w:color w:val="0000EE"/>
-            <w:u w:val="single"/>
-          </w:rPr>
-          <w:t>士8:33–9:57</w:t>
-        </w:r>
-      </w:hyperlink>
+      <w:r>
+        <w:rPr>
+          <w:lang w:val="zh_TW" w:bidi="zh_TW"/>
+        </w:rPr>
+        <w:t>士8:33–9:57</w:t>
+      </w:r>
       <w:r>
         <w:rPr>
           <w:lang w:val="zh_TW" w:bidi="zh_TW"/>
@@ -394,72 +376,48 @@
           <w:lang w:val="zh_TW" w:bidi="zh_TW"/>
         </w:rPr>
       </w:r>
-      <w:hyperlink r:id="rId16">
-        <w:r>
-          <w:rPr>
-            <w:lang w:val="zh_TW" w:bidi="zh_TW"/>
-          </w:rPr>
-          <w:rPr>
-            <w:color w:val="0000EE"/>
-            <w:u w:val="single"/>
-          </w:rPr>
-          <w:t>士6:1–8:35</w:t>
-        </w:r>
-      </w:hyperlink>
+      <w:r>
+        <w:rPr>
+          <w:lang w:val="zh_TW" w:bidi="zh_TW"/>
+        </w:rPr>
+        <w:t>士6:1–8:35</w:t>
+      </w:r>
       <w:r>
         <w:rPr>
           <w:lang w:val="zh_TW" w:bidi="zh_TW"/>
         </w:rPr>
         <w:t>；</w:t>
       </w:r>
-      <w:hyperlink r:id="rId17">
-        <w:r>
-          <w:rPr>
-            <w:lang w:val="zh_TW" w:bidi="zh_TW"/>
-          </w:rPr>
-          <w:rPr>
-            <w:color w:val="0000EE"/>
-            <w:u w:val="single"/>
-          </w:rPr>
-          <w:t>撒上12:11</w:t>
-        </w:r>
-      </w:hyperlink>
+      <w:r>
+        <w:rPr>
+          <w:lang w:val="zh_TW" w:bidi="zh_TW"/>
+        </w:rPr>
+        <w:t>撒上12:11</w:t>
+      </w:r>
       <w:r>
         <w:rPr>
           <w:lang w:val="zh_TW" w:bidi="zh_TW"/>
         </w:rPr>
         <w:t>；</w:t>
       </w:r>
-      <w:hyperlink r:id="rId18">
-        <w:r>
-          <w:rPr>
-            <w:lang w:val="zh_TW" w:bidi="zh_TW"/>
-          </w:rPr>
-          <w:rPr>
-            <w:color w:val="0000EE"/>
-            <w:u w:val="single"/>
-          </w:rPr>
-          <w:t>賽10:26</w:t>
-        </w:r>
-      </w:hyperlink>
+      <w:r>
+        <w:rPr>
+          <w:lang w:val="zh_TW" w:bidi="zh_TW"/>
+        </w:rPr>
+        <w:t>賽10:26</w:t>
+      </w:r>
       <w:r>
         <w:rPr>
           <w:lang w:val="zh_TW" w:bidi="zh_TW"/>
         </w:rPr>
         <w:t>；</w:t>
       </w:r>
-      <w:hyperlink r:id="rId19">
-        <w:r>
-          <w:rPr>
-            <w:lang w:val="zh_TW" w:bidi="zh_TW"/>
-          </w:rPr>
-          <w:rPr>
-            <w:color w:val="0000EE"/>
-            <w:u w:val="single"/>
-          </w:rPr>
-          <w:t>來11:32</w:t>
-        </w:r>
-      </w:hyperlink>
+      <w:r>
+        <w:rPr>
+          <w:lang w:val="zh_TW" w:bidi="zh_TW"/>
+        </w:rPr>
+        <w:t>來11:32</w:t>
+      </w:r>
       <w:r>
         <w:rPr>
           <w:lang w:val="zh_TW" w:bidi="zh_TW"/>
